--- a/library/_deliverables/defender-for-endpoint-integration/MDE-Solution.docx
+++ b/library/_deliverables/defender-for-endpoint-integration/MDE-Solution.docx
@@ -15,32 +15,6 @@
       <w:r>
         <w:rPr>
           <w:b/>
-          <w:color w:val="1F3A5F"/>
-          <w:sz w:val="52"/>
-        </w:rPr>
-        <w:t>PHOENIXTEKK</w:t>
-      </w:r>
-    </w:p>
-    <w:p>
-      <w:pPr>
-        <w:jc w:val="center"/>
-      </w:pPr>
-      <w:r>
-        <w:rPr>
-          <w:color w:val="2E86C1"/>
-          <w:sz w:val="24"/>
-        </w:rPr>
-        <w:t>Workplace Marketplace · Intune Solutions</w:t>
-      </w:r>
-    </w:p>
-    <w:p/>
-    <w:p>
-      <w:pPr>
-        <w:jc w:val="center"/>
-      </w:pPr>
-      <w:r>
-        <w:rPr>
-          <w:b/>
           <w:sz w:val="40"/>
         </w:rPr>
         <w:t>Microsoft Defender for Endpoint Integration</w:t>
@@ -75,8 +49,6 @@
           <w:sz w:val="20"/>
         </w:rPr>
         <w:t>Version 1.0.0    ·    2026-06-13</w:t>
-        <w:br/>
-        <w:t>Phoenixtekk · workplace.phoenixtekk.com</w:t>
       </w:r>
     </w:p>
     <w:p>
@@ -119,7 +91,7 @@
         <w:rPr>
           <w:b/>
         </w:rPr>
-        <w:t>Phoenixtekk Workplace Marketplace · Intune Solutions</w:t>
+        <w:t>White-label · Intune Solutions</w:t>
       </w:r>
     </w:p>
     <w:p>
@@ -303,7 +275,7 @@
         <w:pStyle w:val="Heading2"/>
       </w:pPr>
       <w:r>
-        <w:t>The Phoenixtekk deployment model</w:t>
+        <w:t>The standard deployment model</w:t>
       </w:r>
     </w:p>
     <w:p>
@@ -690,7 +662,7 @@
         <w:pStyle w:val="Heading2"/>
       </w:pPr>
       <w:r>
-        <w:t>The standard Phoenixtekk deployment model</w:t>
+        <w:t>The standard deployment model</w:t>
       </w:r>
     </w:p>
     <w:p>
@@ -702,7 +674,7 @@
           <w:i/>
           <w:color w:val="2E86C1"/>
         </w:rPr>
-        <w:t>Enable the connector → create the EDR onboarding policy → assign to a pilot → wire risk score into compliance → validate → expand. Phoenixtekk pattern: Assess → Configure → Pilot → Validate → Expand.</w:t>
+        <w:t>Enable the connector → create the EDR onboarding policy → assign to a pilot → wire risk score into compliance → validate → expand. repeatable pattern: Assess → Configure → Pilot → Validate → Expand.</w:t>
       </w:r>
     </w:p>
     <w:p>
@@ -1053,9 +1025,10 @@
       </w:r>
       <w:r>
         <w:rPr>
-          <w:b/>
+          <w:rFonts w:ascii="Consolas" w:hAnsi="Consolas"/>
+          <w:sz w:val="19"/>
         </w:rPr>
-        <w:t>`MDE-Validation.ps1`</w:t>
+        <w:t>MDE-Validation.ps1</w:t>
       </w:r>
       <w:r>
         <w:t xml:space="preserve">). </w:t>
@@ -1247,7 +1220,7 @@
         <w:t>every</w:t>
       </w:r>
       <w:r>
-        <w:t xml:space="preserve"> Phoenixtekk solution in the </w:t>
+        <w:t xml:space="preserve"> solution in the </w:t>
       </w:r>
       <w:r>
         <w:rPr>
@@ -1557,7 +1530,7 @@
         <w:t>Why:</w:t>
       </w:r>
       <w:r>
-        <w:t xml:space="preserve"> Every Phoenixtekk solution is piloted before fleet rollout. </w:t>
+        <w:t xml:space="preserve"> Every solution is piloted before fleet rollout. </w:t>
       </w:r>
       <w:r>
         <w:rPr>
@@ -1755,7 +1728,7 @@
         <w:rPr>
           <w:b/>
         </w:rPr>
-        <w:t>The Phoenixtekk deployment model (all solutions):</w:t>
+        <w:t>The standard deployment model (all solutions):</w:t>
       </w:r>
       <w:r>
         <w:t xml:space="preserve"> </w:t>
@@ -2322,18 +2295,20 @@
       </w:r>
       <w:r>
         <w:rPr>
-          <w:b/>
+          <w:rFonts w:ascii="Consolas" w:hAnsi="Consolas"/>
+          <w:sz w:val="19"/>
         </w:rPr>
-        <w:t>`MDE-Discovery.ps1`</w:t>
+        <w:t>MDE-Discovery.ps1</w:t>
       </w:r>
       <w:r>
         <w:t xml:space="preserve"> and </w:t>
       </w:r>
       <w:r>
         <w:rPr>
-          <w:b/>
+          <w:rFonts w:ascii="Consolas" w:hAnsi="Consolas"/>
+          <w:sz w:val="19"/>
         </w:rPr>
-        <w:t>`MDE-Validation.ps1`</w:t>
+        <w:t>MDE-Validation.ps1</w:t>
       </w:r>
       <w:r>
         <w:t xml:space="preserve"> → confirm onboarded + sensor healthy.</w:t>
@@ -2348,9 +2323,10 @@
       </w:r>
       <w:r>
         <w:rPr>
-          <w:b/>
+          <w:rFonts w:ascii="Consolas" w:hAnsi="Consolas"/>
+          <w:sz w:val="19"/>
         </w:rPr>
-        <w:t>`MDE-ConnectorCheck.ps1`</w:t>
+        <w:t>MDE-ConnectorCheck.ps1</w:t>
       </w:r>
       <w:r>
         <w:t xml:space="preserve"> → confirms the Intune↔MDE connector is Active.</w:t>
@@ -2365,9 +2341,10 @@
       </w:r>
       <w:r>
         <w:rPr>
-          <w:b/>
+          <w:rFonts w:ascii="Consolas" w:hAnsi="Consolas"/>
+          <w:sz w:val="19"/>
         </w:rPr>
-        <w:t>`MDE-TenantReport.ps1`</w:t>
+        <w:t>MDE-TenantReport.ps1</w:t>
       </w:r>
       <w:r>
         <w:t xml:space="preserve"> → confirms devices appear onboarded with a risk score. Complete the </w:t>
@@ -2424,18 +2401,20 @@
       </w:r>
       <w:r>
         <w:rPr>
-          <w:b/>
+          <w:rFonts w:ascii="Consolas" w:hAnsi="Consolas"/>
+          <w:sz w:val="19"/>
         </w:rPr>
-        <w:t>`MDE-Validation.ps1`</w:t>
+        <w:t>MDE-Validation.ps1</w:t>
       </w:r>
       <w:r>
         <w:t xml:space="preserve"> / </w:t>
       </w:r>
       <w:r>
         <w:rPr>
-          <w:b/>
+          <w:rFonts w:ascii="Consolas" w:hAnsi="Consolas"/>
+          <w:sz w:val="19"/>
         </w:rPr>
-        <w:t>`MDE-TenantReport.ps1`</w:t>
+        <w:t>MDE-TenantReport.ps1</w:t>
       </w:r>
       <w:r>
         <w:t>.</w:t>
@@ -2803,9 +2782,10 @@
       </w:r>
       <w:r>
         <w:rPr>
-          <w:b/>
+          <w:rFonts w:ascii="Consolas" w:hAnsi="Consolas"/>
+          <w:sz w:val="19"/>
         </w:rPr>
-        <w:t>`MDE-TenantReport.ps1`</w:t>
+        <w:t>MDE-TenantReport.ps1</w:t>
       </w:r>
       <w:r>
         <w:t xml:space="preserve">. </w:t>
@@ -2936,36 +2916,40 @@
       </w:r>
       <w:r>
         <w:rPr>
-          <w:b/>
+          <w:rFonts w:ascii="Consolas" w:hAnsi="Consolas"/>
+          <w:sz w:val="19"/>
         </w:rPr>
-        <w:t>`MDE-Validation.ps1`</w:t>
+        <w:t>MDE-Validation.ps1</w:t>
       </w:r>
       <w:r>
         <w:t xml:space="preserve"> / </w:t>
       </w:r>
       <w:r>
         <w:rPr>
-          <w:b/>
+          <w:rFonts w:ascii="Consolas" w:hAnsi="Consolas"/>
+          <w:sz w:val="19"/>
         </w:rPr>
-        <w:t>`MDE-Discovery.ps1`</w:t>
+        <w:t>MDE-Discovery.ps1</w:t>
       </w:r>
       <w:r>
         <w:t xml:space="preserve"> for local onboarding state and </w:t>
       </w:r>
       <w:r>
         <w:rPr>
-          <w:b/>
+          <w:rFonts w:ascii="Consolas" w:hAnsi="Consolas"/>
+          <w:sz w:val="19"/>
         </w:rPr>
-        <w:t>`MDE-ConnectorCheck.ps1`</w:t>
+        <w:t>MDE-ConnectorCheck.ps1</w:t>
       </w:r>
       <w:r>
         <w:t xml:space="preserve"> for the connector, </w:t>
       </w:r>
       <w:r>
         <w:rPr>
-          <w:b/>
+          <w:rFonts w:ascii="Consolas" w:hAnsi="Consolas"/>
+          <w:sz w:val="19"/>
         </w:rPr>
-        <w:t>`MDE-Remediation.ps1`</w:t>
+        <w:t>MDE-Remediation.ps1</w:t>
       </w:r>
       <w:r>
         <w:t xml:space="preserve"> for safe fixes.</w:t>
@@ -4052,7 +4036,7 @@
         <w:pStyle w:val="ListBullet"/>
       </w:pPr>
       <w:r>
-        <w:t xml:space="preserve">A repeatable process following the Phoenixtekk model: </w:t>
+        <w:t xml:space="preserve">A repeatable process following the repeatable model: </w:t>
       </w:r>
       <w:r>
         <w:rPr>
